--- a/source-multichoice/build/es-neumatic-symbol-name.docx
+++ b/source-multichoice/build/es-neumatic-symbol-name.docx
@@ -74,16 +74,6 @@
       <w:r>
         <w:t>b)</w:t>
         <w:tab/>
-        <w:t>Unidad de mantenimiento</w:t>
-      </w:r>
-    </w:p>
-    <w:p>
-      <w:pPr>
-        <w:pStyle w:val="Choice"/>
-      </w:pPr>
-      <w:r>
-        <w:t>c)</w:t>
-        <w:tab/>
         <w:t>Motor neumático giratorio</w:t>
       </w:r>
     </w:p>
@@ -92,9 +82,19 @@
         <w:pStyle w:val="Choice"/>
       </w:pPr>
       <w:r>
+        <w:t>c)</w:t>
+        <w:tab/>
+        <w:t>Compresor neumático</w:t>
+      </w:r>
+    </w:p>
+    <w:p>
+      <w:pPr>
+        <w:pStyle w:val="Choice"/>
+      </w:pPr>
+      <w:r>
         <w:t>d)</w:t>
         <w:tab/>
-        <w:t>Compresor neumático</w:t>
+        <w:t>Unidad de mantenimiento</w:t>
       </w:r>
     </w:p>
     <w:p>
@@ -248,6 +248,16 @@
       <w:r>
         <w:t>b)</w:t>
         <w:tab/>
+        <w:t>Filtro de partículas</w:t>
+      </w:r>
+    </w:p>
+    <w:p>
+      <w:pPr>
+        <w:pStyle w:val="Choice"/>
+      </w:pPr>
+      <w:r>
+        <w:t>c)</w:t>
+        <w:tab/>
         <w:t>Fuente de presión</w:t>
       </w:r>
     </w:p>
@@ -256,19 +266,9 @@
         <w:pStyle w:val="Choice"/>
       </w:pPr>
       <w:r>
-        <w:t>c)</w:t>
+        <w:t>d)</w:t>
         <w:tab/>
         <w:t>Escape de aire</w:t>
-      </w:r>
-    </w:p>
-    <w:p>
-      <w:pPr>
-        <w:pStyle w:val="Choice"/>
-      </w:pPr>
-      <w:r>
-        <w:t>d)</w:t>
-        <w:tab/>
-        <w:t>Filtro de partículas</w:t>
       </w:r>
     </w:p>
     <w:p>
@@ -325,16 +325,6 @@
       <w:r>
         <w:t>a)</w:t>
         <w:tab/>
-        <w:t>Filtro de partículas</w:t>
-      </w:r>
-    </w:p>
-    <w:p>
-      <w:pPr>
-        <w:pStyle w:val="Choice"/>
-      </w:pPr>
-      <w:r>
-        <w:t>b)</w:t>
-        <w:tab/>
         <w:t>Lubricador</w:t>
       </w:r>
     </w:p>
@@ -343,9 +333,19 @@
         <w:pStyle w:val="Choice"/>
       </w:pPr>
       <w:r>
+        <w:t>b)</w:t>
+        <w:tab/>
+        <w:t>Escape con silenciador</w:t>
+      </w:r>
+    </w:p>
+    <w:p>
+      <w:pPr>
+        <w:pStyle w:val="Choice"/>
+      </w:pPr>
+      <w:r>
         <w:t>c)</w:t>
         <w:tab/>
-        <w:t>Escape con silenciador</w:t>
+        <w:t>Filtro de partículas</w:t>
       </w:r>
     </w:p>
     <w:p>
@@ -412,7 +412,7 @@
       <w:r>
         <w:t>a)</w:t>
         <w:tab/>
-        <w:t>Lubricador</w:t>
+        <w:t>Filtro de agua</w:t>
       </w:r>
     </w:p>
     <w:p>
@@ -422,7 +422,7 @@
       <w:r>
         <w:t>b)</w:t>
         <w:tab/>
-        <w:t>Filtro de agua</w:t>
+        <w:t>Fuente de presión</w:t>
       </w:r>
     </w:p>
     <w:p>
@@ -442,7 +442,7 @@
       <w:r>
         <w:t>d)</w:t>
         <w:tab/>
-        <w:t>Fuente de presión</w:t>
+        <w:t>Lubricador</w:t>
       </w:r>
     </w:p>
     <w:p>
@@ -499,16 +499,6 @@
       <w:r>
         <w:t>a)</w:t>
         <w:tab/>
-        <w:t>Fuente de presión</w:t>
-      </w:r>
-    </w:p>
-    <w:p>
-      <w:pPr>
-        <w:pStyle w:val="Choice"/>
-      </w:pPr>
-      <w:r>
-        <w:t>b)</w:t>
-        <w:tab/>
         <w:t>Manómetro</w:t>
       </w:r>
     </w:p>
@@ -517,7 +507,7 @@
         <w:pStyle w:val="Choice"/>
       </w:pPr>
       <w:r>
-        <w:t>c)</w:t>
+        <w:t>b)</w:t>
         <w:tab/>
         <w:t>Depósito o calderín</w:t>
       </w:r>
@@ -527,9 +517,19 @@
         <w:pStyle w:val="Choice"/>
       </w:pPr>
       <w:r>
+        <w:t>c)</w:t>
+        <w:tab/>
+        <w:t>Pilotaje por rodillo</w:t>
+      </w:r>
+    </w:p>
+    <w:p>
+      <w:pPr>
+        <w:pStyle w:val="Choice"/>
+      </w:pPr>
+      <w:r>
         <w:t>d)</w:t>
         <w:tab/>
-        <w:t>Pilotaje por rodillo</w:t>
+        <w:t>Fuente de presión</w:t>
       </w:r>
     </w:p>
     <w:p>
@@ -596,7 +596,7 @@
       <w:r>
         <w:t>b)</w:t>
         <w:tab/>
-        <w:t>Regulador de presión</w:t>
+        <w:t>Lubricador de aire</w:t>
       </w:r>
     </w:p>
     <w:p>
@@ -616,7 +616,7 @@
       <w:r>
         <w:t>d)</w:t>
         <w:tab/>
-        <w:t>Lubricador de aire</w:t>
+        <w:t>Regulador de presión</w:t>
       </w:r>
     </w:p>
     <w:p>
@@ -673,7 +673,7 @@
       <w:r>
         <w:t>a)</w:t>
         <w:tab/>
-        <w:t>Depósito o calderín</w:t>
+        <w:t>Manómetro</w:t>
       </w:r>
     </w:p>
     <w:p>
@@ -693,7 +693,7 @@
       <w:r>
         <w:t>c)</w:t>
         <w:tab/>
-        <w:t>Unidad de mantenimiento</w:t>
+        <w:t>Depósito o calderín</w:t>
       </w:r>
     </w:p>
     <w:p>
@@ -703,7 +703,7 @@
       <w:r>
         <w:t>d)</w:t>
         <w:tab/>
-        <w:t>Manómetro</w:t>
+        <w:t>Unidad de mantenimiento</w:t>
       </w:r>
     </w:p>
     <w:p>
@@ -847,7 +847,7 @@
       <w:r>
         <w:t>a)</w:t>
         <w:tab/>
-        <w:t>Pilotaje neumático</w:t>
+        <w:t>Pilotaje con enclavamiento</w:t>
       </w:r>
     </w:p>
     <w:p>
@@ -867,7 +867,7 @@
       <w:r>
         <w:t>c)</w:t>
         <w:tab/>
-        <w:t>Pilotaje con enclavamiento</w:t>
+        <w:t>Pilotaje manual</w:t>
       </w:r>
     </w:p>
     <w:p>
@@ -877,7 +877,7 @@
       <w:r>
         <w:t>d)</w:t>
         <w:tab/>
-        <w:t>Pilotaje manual</w:t>
+        <w:t>Pilotaje neumático</w:t>
       </w:r>
     </w:p>
     <w:p>
@@ -934,7 +934,7 @@
       <w:r>
         <w:t>a)</w:t>
         <w:tab/>
-        <w:t>Pilotaje por palanca</w:t>
+        <w:t>Pilotaje neumático</w:t>
       </w:r>
     </w:p>
     <w:p>
@@ -954,7 +954,7 @@
       <w:r>
         <w:t>c)</w:t>
         <w:tab/>
-        <w:t>Pilotaje neumático</w:t>
+        <w:t>Pilotaje eléctrico</w:t>
       </w:r>
     </w:p>
     <w:p>
@@ -964,7 +964,7 @@
       <w:r>
         <w:t>d)</w:t>
         <w:tab/>
-        <w:t>Pilotaje eléctrico</w:t>
+        <w:t>Pilotaje por palanca</w:t>
       </w:r>
     </w:p>
     <w:p>
@@ -1031,16 +1031,6 @@
       <w:r>
         <w:t>b)</w:t>
         <w:tab/>
-        <w:t>Pilotaje eléctrico</w:t>
-      </w:r>
-    </w:p>
-    <w:p>
-      <w:pPr>
-        <w:pStyle w:val="Choice"/>
-      </w:pPr>
-      <w:r>
-        <w:t>c)</w:t>
-        <w:tab/>
         <w:t>Pilotaje con enclavamiento</w:t>
       </w:r>
     </w:p>
@@ -1049,9 +1039,19 @@
         <w:pStyle w:val="Choice"/>
       </w:pPr>
       <w:r>
+        <w:t>c)</w:t>
+        <w:tab/>
+        <w:t>Pilotaje por pedal</w:t>
+      </w:r>
+    </w:p>
+    <w:p>
+      <w:pPr>
+        <w:pStyle w:val="Choice"/>
+      </w:pPr>
+      <w:r>
         <w:t>d)</w:t>
         <w:tab/>
-        <w:t>Pilotaje por pedal</w:t>
+        <w:t>Pilotaje eléctrico</w:t>
       </w:r>
     </w:p>
     <w:p>
@@ -1108,16 +1108,6 @@
       <w:r>
         <w:t>a)</w:t>
         <w:tab/>
-        <w:t>Pilotaje neumático</w:t>
-      </w:r>
-    </w:p>
-    <w:p>
-      <w:pPr>
-        <w:pStyle w:val="Choice"/>
-      </w:pPr>
-      <w:r>
-        <w:t>b)</w:t>
-        <w:tab/>
         <w:t>Pilotaje por palanca</w:t>
       </w:r>
     </w:p>
@@ -1126,9 +1116,19 @@
         <w:pStyle w:val="Choice"/>
       </w:pPr>
       <w:r>
+        <w:t>b)</w:t>
+        <w:tab/>
+        <w:t>Pilotaje por pedal</w:t>
+      </w:r>
+    </w:p>
+    <w:p>
+      <w:pPr>
+        <w:pStyle w:val="Choice"/>
+      </w:pPr>
+      <w:r>
         <w:t>c)</w:t>
         <w:tab/>
-        <w:t>Pilotaje por pedal</w:t>
+        <w:t>Pilotaje neumático</w:t>
       </w:r>
     </w:p>
     <w:p>
@@ -1195,7 +1195,7 @@
       <w:r>
         <w:t>a)</w:t>
         <w:tab/>
-        <w:t>Pilotaje eléctrico</w:t>
+        <w:t>Pilotaje por palanca</w:t>
       </w:r>
     </w:p>
     <w:p>
@@ -1205,7 +1205,7 @@
       <w:r>
         <w:t>b)</w:t>
         <w:tab/>
-        <w:t>Pilotaje por pulsador</w:t>
+        <w:t>Pilotaje eléctrico</w:t>
       </w:r>
     </w:p>
     <w:p>
@@ -1225,7 +1225,7 @@
       <w:r>
         <w:t>d)</w:t>
         <w:tab/>
-        <w:t>Pilotaje por palanca</w:t>
+        <w:t>Pilotaje por pulsador</w:t>
       </w:r>
     </w:p>
     <w:p>
@@ -1282,16 +1282,6 @@
       <w:r>
         <w:t>a)</w:t>
         <w:tab/>
-        <w:t>Pilotaje por palanca</w:t>
-      </w:r>
-    </w:p>
-    <w:p>
-      <w:pPr>
-        <w:pStyle w:val="Choice"/>
-      </w:pPr>
-      <w:r>
-        <w:t>b)</w:t>
-        <w:tab/>
         <w:t>Pilotaje por pulsador</w:t>
       </w:r>
     </w:p>
@@ -1300,9 +1290,19 @@
         <w:pStyle w:val="Choice"/>
       </w:pPr>
       <w:r>
+        <w:t>b)</w:t>
+        <w:tab/>
+        <w:t>Pilotaje neumático</w:t>
+      </w:r>
+    </w:p>
+    <w:p>
+      <w:pPr>
+        <w:pStyle w:val="Choice"/>
+      </w:pPr>
+      <w:r>
         <w:t>c)</w:t>
         <w:tab/>
-        <w:t>Pilotaje neumático</w:t>
+        <w:t>Pilotaje por palanca</w:t>
       </w:r>
     </w:p>
     <w:p>
@@ -1369,7 +1369,7 @@
       <w:r>
         <w:t>a)</w:t>
         <w:tab/>
-        <w:t>Fuente de presión</w:t>
+        <w:t>Pilotaje por rodillo</w:t>
       </w:r>
     </w:p>
     <w:p>
@@ -1389,7 +1389,7 @@
       <w:r>
         <w:t>c)</w:t>
         <w:tab/>
-        <w:t>Pilotaje por rodillo</w:t>
+        <w:t>Fuente de presión</w:t>
       </w:r>
     </w:p>
     <w:p>
@@ -1456,6 +1456,16 @@
       <w:r>
         <w:t>a)</w:t>
         <w:tab/>
+        <w:t>Pistón de doble efecto</w:t>
+      </w:r>
+    </w:p>
+    <w:p>
+      <w:pPr>
+        <w:pStyle w:val="Choice"/>
+      </w:pPr>
+      <w:r>
+        <w:t>b)</w:t>
+        <w:tab/>
         <w:t>Pistón de simple efecto</w:t>
       </w:r>
     </w:p>
@@ -1464,9 +1474,9 @@
         <w:pStyle w:val="Choice"/>
       </w:pPr>
       <w:r>
-        <w:t>b)</w:t>
+        <w:t>c)</w:t>
         <w:tab/>
-        <w:t>Pistón sin muelle</w:t>
+        <w:t>Pistón de triple efecto</w:t>
       </w:r>
     </w:p>
     <w:p>
@@ -1474,19 +1484,9 @@
         <w:pStyle w:val="Choice"/>
       </w:pPr>
       <w:r>
-        <w:t>c)</w:t>
-        <w:tab/>
-        <w:t>Pistón de doble efecto</w:t>
-      </w:r>
-    </w:p>
-    <w:p>
-      <w:pPr>
-        <w:pStyle w:val="Choice"/>
-      </w:pPr>
-      <w:r>
         <w:t>d)</w:t>
         <w:tab/>
-        <w:t>Pistón de triple efecto</w:t>
+        <w:t>Pistón sin muelle</w:t>
       </w:r>
     </w:p>
     <w:p>
@@ -1630,6 +1630,16 @@
       <w:r>
         <w:t>a)</w:t>
         <w:tab/>
+        <w:t>Lubricador</w:t>
+      </w:r>
+    </w:p>
+    <w:p>
+      <w:pPr>
+        <w:pStyle w:val="Choice"/>
+      </w:pPr>
+      <w:r>
+        <w:t>b)</w:t>
+        <w:tab/>
         <w:t>Purgador de condensados</w:t>
       </w:r>
     </w:p>
@@ -1638,7 +1648,7 @@
         <w:pStyle w:val="Choice"/>
       </w:pPr>
       <w:r>
-        <w:t>b)</w:t>
+        <w:t>c)</w:t>
         <w:tab/>
         <w:t>Secador de aire</w:t>
       </w:r>
@@ -1648,19 +1658,9 @@
         <w:pStyle w:val="Choice"/>
       </w:pPr>
       <w:r>
-        <w:t>c)</w:t>
+        <w:t>d)</w:t>
         <w:tab/>
         <w:t>Filtro de aire</w:t>
-      </w:r>
-    </w:p>
-    <w:p>
-      <w:pPr>
-        <w:pStyle w:val="Choice"/>
-      </w:pPr>
-      <w:r>
-        <w:t>d)</w:t>
-        <w:tab/>
-        <w:t>Lubricador</w:t>
       </w:r>
     </w:p>
     <w:p>
@@ -1717,7 +1717,7 @@
       <w:r>
         <w:t>a)</w:t>
         <w:tab/>
-        <w:t>Retorno por muelle</w:t>
+        <w:t>Válvula de simultaneidad</w:t>
       </w:r>
     </w:p>
     <w:p>
@@ -1727,7 +1727,7 @@
       <w:r>
         <w:t>b)</w:t>
         <w:tab/>
-        <w:t>Válvula de simultaneidad</w:t>
+        <w:t>Retorno por muelle</w:t>
       </w:r>
     </w:p>
     <w:p>
@@ -1804,16 +1804,6 @@
       <w:r>
         <w:t>a)</w:t>
         <w:tab/>
-        <w:t>Pilotaje regulado</w:t>
-      </w:r>
-    </w:p>
-    <w:p>
-      <w:pPr>
-        <w:pStyle w:val="Choice"/>
-      </w:pPr>
-      <w:r>
-        <w:t>b)</w:t>
-        <w:tab/>
         <w:t>Pilotaje neumático</w:t>
       </w:r>
     </w:p>
@@ -1822,7 +1812,7 @@
         <w:pStyle w:val="Choice"/>
       </w:pPr>
       <w:r>
-        <w:t>c)</w:t>
+        <w:t>b)</w:t>
         <w:tab/>
         <w:t>Pilotaje por muelle</w:t>
       </w:r>
@@ -1832,9 +1822,19 @@
         <w:pStyle w:val="Choice"/>
       </w:pPr>
       <w:r>
+        <w:t>c)</w:t>
+        <w:tab/>
+        <w:t>Retorno por muelle</w:t>
+      </w:r>
+    </w:p>
+    <w:p>
+      <w:pPr>
+        <w:pStyle w:val="Choice"/>
+      </w:pPr>
+      <w:r>
         <w:t>d)</w:t>
         <w:tab/>
-        <w:t>Retorno por muelle</w:t>
+        <w:t>Pilotaje regulado</w:t>
       </w:r>
     </w:p>
     <w:p>
@@ -1901,7 +1901,7 @@
       <w:r>
         <w:t>b)</w:t>
         <w:tab/>
-        <w:t>Purgador de condensados</w:t>
+        <w:t>Lubricador</w:t>
       </w:r>
     </w:p>
     <w:p>
@@ -1921,7 +1921,7 @@
       <w:r>
         <w:t>d)</w:t>
         <w:tab/>
-        <w:t>Lubricador</w:t>
+        <w:t>Purgador de condensados</w:t>
       </w:r>
     </w:p>
     <w:p>
@@ -1978,7 +1978,7 @@
       <w:r>
         <w:t>a)</w:t>
         <w:tab/>
-        <w:t>Filtro de aire</w:t>
+        <w:t>Filtro con manómetro</w:t>
       </w:r>
     </w:p>
     <w:p>
@@ -1998,7 +1998,7 @@
       <w:r>
         <w:t>c)</w:t>
         <w:tab/>
-        <w:t>Filtro con manómetro</w:t>
+        <w:t>Filtro de aire</w:t>
       </w:r>
     </w:p>
     <w:p>
@@ -2162,7 +2162,7 @@
       <w:r>
         <w:t>b)</w:t>
         <w:tab/>
-        <w:t>Válvula 4/2</w:t>
+        <w:t>Válvula 2/2</w:t>
       </w:r>
     </w:p>
     <w:p>
@@ -2172,7 +2172,7 @@
       <w:r>
         <w:t>c)</w:t>
         <w:tab/>
-        <w:t>Válvula 2/2</w:t>
+        <w:t>Válvula 4/2</w:t>
       </w:r>
     </w:p>
     <w:p>
@@ -2239,7 +2239,7 @@
       <w:r>
         <w:t>a)</w:t>
         <w:tab/>
-        <w:t>Válvula 2/2</w:t>
+        <w:t>Pistón de doble efecto</w:t>
       </w:r>
     </w:p>
     <w:p>
@@ -2269,7 +2269,7 @@
       <w:r>
         <w:t>d)</w:t>
         <w:tab/>
-        <w:t>Pistón de doble efecto</w:t>
+        <w:t>Válvula 2/2</w:t>
       </w:r>
     </w:p>
     <w:p>
@@ -2413,7 +2413,7 @@
       <w:r>
         <w:t>a)</w:t>
         <w:tab/>
-        <w:t>Válvula antirretorno</w:t>
+        <w:t>Válvula selectora</w:t>
       </w:r>
     </w:p>
     <w:p>
@@ -2423,7 +2423,7 @@
       <w:r>
         <w:t>b)</w:t>
         <w:tab/>
-        <w:t>Válvula de bola</w:t>
+        <w:t>Válvula antirretorno</w:t>
       </w:r>
     </w:p>
     <w:p>
@@ -2443,7 +2443,7 @@
       <w:r>
         <w:t>d)</w:t>
         <w:tab/>
-        <w:t>Válvula selectora</w:t>
+        <w:t>Válvula de bola</w:t>
       </w:r>
     </w:p>
     <w:p>
@@ -2500,6 +2500,16 @@
       <w:r>
         <w:t>a)</w:t>
         <w:tab/>
+        <w:t>Válvula estranguladora unidireccional</w:t>
+      </w:r>
+    </w:p>
+    <w:p>
+      <w:pPr>
+        <w:pStyle w:val="Choice"/>
+      </w:pPr>
+      <w:r>
+        <w:t>b)</w:t>
+        <w:tab/>
         <w:t>Válvula antirretorno</w:t>
       </w:r>
     </w:p>
@@ -2508,9 +2518,9 @@
         <w:pStyle w:val="Choice"/>
       </w:pPr>
       <w:r>
-        <w:t>b)</w:t>
+        <w:t>c)</w:t>
         <w:tab/>
-        <w:t>Válvula estranguladora unidireccional</w:t>
+        <w:t>Válvula estranguladora</w:t>
       </w:r>
     </w:p>
     <w:p>
@@ -2518,19 +2528,9 @@
         <w:pStyle w:val="Choice"/>
       </w:pPr>
       <w:r>
-        <w:t>c)</w:t>
+        <w:t>d)</w:t>
         <w:tab/>
         <w:t>Válvula antirretorno estrangulada</w:t>
-      </w:r>
-    </w:p>
-    <w:p>
-      <w:pPr>
-        <w:pStyle w:val="Choice"/>
-      </w:pPr>
-      <w:r>
-        <w:t>d)</w:t>
-        <w:tab/>
-        <w:t>Válvula estranguladora</w:t>
       </w:r>
     </w:p>
     <w:p>
@@ -2587,16 +2587,6 @@
       <w:r>
         <w:t>a)</w:t>
         <w:tab/>
-        <w:t>Válvula estranguladora</w:t>
-      </w:r>
-    </w:p>
-    <w:p>
-      <w:pPr>
-        <w:pStyle w:val="Choice"/>
-      </w:pPr>
-      <w:r>
-        <w:t>b)</w:t>
-        <w:tab/>
         <w:t>Válvula de simultaneidad</w:t>
       </w:r>
     </w:p>
@@ -2605,7 +2595,7 @@
         <w:pStyle w:val="Choice"/>
       </w:pPr>
       <w:r>
-        <w:t>c)</w:t>
+        <w:t>b)</w:t>
         <w:tab/>
         <w:t>Válvula antirretorno</w:t>
       </w:r>
@@ -2615,9 +2605,19 @@
         <w:pStyle w:val="Choice"/>
       </w:pPr>
       <w:r>
+        <w:t>c)</w:t>
+        <w:tab/>
+        <w:t>Válvula selectora</w:t>
+      </w:r>
+    </w:p>
+    <w:p>
+      <w:pPr>
+        <w:pStyle w:val="Choice"/>
+      </w:pPr>
+      <w:r>
         <w:t>d)</w:t>
         <w:tab/>
-        <w:t>Válvula selectora</w:t>
+        <w:t>Válvula estranguladora</w:t>
       </w:r>
     </w:p>
     <w:p>
@@ -2674,16 +2674,6 @@
       <w:r>
         <w:t>a)</w:t>
         <w:tab/>
-        <w:t>Válvula selectora</w:t>
-      </w:r>
-    </w:p>
-    <w:p>
-      <w:pPr>
-        <w:pStyle w:val="Choice"/>
-      </w:pPr>
-      <w:r>
-        <w:t>b)</w:t>
-        <w:tab/>
         <w:t>Válvula de bola</w:t>
       </w:r>
     </w:p>
@@ -2692,9 +2682,19 @@
         <w:pStyle w:val="Choice"/>
       </w:pPr>
       <w:r>
+        <w:t>b)</w:t>
+        <w:tab/>
+        <w:t>Válvula AND</w:t>
+      </w:r>
+    </w:p>
+    <w:p>
+      <w:pPr>
+        <w:pStyle w:val="Choice"/>
+      </w:pPr>
+      <w:r>
         <w:t>c)</w:t>
         <w:tab/>
-        <w:t>Válvula AND</w:t>
+        <w:t>Válvula selectora</w:t>
       </w:r>
     </w:p>
     <w:p>
@@ -2761,6 +2761,26 @@
       <w:r>
         <w:t>a)</w:t>
         <w:tab/>
+        <w:t>Válvula selectora</w:t>
+      </w:r>
+    </w:p>
+    <w:p>
+      <w:pPr>
+        <w:pStyle w:val="Choice"/>
+      </w:pPr>
+      <w:r>
+        <w:t>b)</w:t>
+        <w:tab/>
+        <w:t>Válvula de barrera</w:t>
+      </w:r>
+    </w:p>
+    <w:p>
+      <w:pPr>
+        <w:pStyle w:val="Choice"/>
+      </w:pPr>
+      <w:r>
+        <w:t>c)</w:t>
+        <w:tab/>
         <w:t>Válvula antirretorno</w:t>
       </w:r>
     </w:p>
@@ -2769,29 +2789,9 @@
         <w:pStyle w:val="Choice"/>
       </w:pPr>
       <w:r>
-        <w:t>b)</w:t>
-        <w:tab/>
-        <w:t>Válvula selectora</w:t>
-      </w:r>
-    </w:p>
-    <w:p>
-      <w:pPr>
-        <w:pStyle w:val="Choice"/>
-      </w:pPr>
-      <w:r>
-        <w:t>c)</w:t>
+        <w:t>d)</w:t>
         <w:tab/>
         <w:t>Válvula de simultaneidad</w:t>
-      </w:r>
-    </w:p>
-    <w:p>
-      <w:pPr>
-        <w:pStyle w:val="Choice"/>
-      </w:pPr>
-      <w:r>
-        <w:t>d)</w:t>
-        <w:tab/>
-        <w:t>Válvula de barrera</w:t>
       </w:r>
     </w:p>
     <w:sectPr>
